--- a/samples/数字集成电路设计/课程资料/第1章 CMOS反相器/虚拟实验/实验报告模板/实验1.1 实验报告模板.docx
+++ b/samples/数字集成电路设计/课程资料/第1章 CMOS反相器/虚拟实验/实验报告模板/实验1.1 实验报告模板.docx
@@ -1733,6 +1733,19 @@
     </w:p>
     <w:p>
       <w:pPr>
+        <w:spacing w:after="120"/>
+      </w:pPr>
+      <w:r>
+        <w:rPr>
+          <w:rFonts w:ascii="Times New Roman" w:hAnsi="Times New Roman" w:eastAsia="宋体"/>
+          <w:color w:val="5B6B75"/>
+          <w:sz w:val="19"/>
+        </w:rPr>
+        <w:t>If you used AI, say where and how:</w:t>
+      </w:r>
+    </w:p>
+    <w:p>
+      <w:pPr>
         <w:spacing w:after="0" w:line="456" w:lineRule="auto"/>
         <w:pBdr>
           <w:bottom w:val="single" w:sz="4" w:space="1" w:color="B8C4C8"/>

--- a/samples/数字集成电路设计/课程资料/第1章 CMOS反相器/虚拟实验/实验报告模板/实验1.1 实验报告模板.docx
+++ b/samples/数字集成电路设计/课程资料/第1章 CMOS反相器/虚拟实验/实验报告模板/实验1.1 实验报告模板.docx
@@ -1298,7 +1298,7 @@
         <w:rPr>
           <w:rFonts w:ascii="Times New Roman" w:hAnsi="Times New Roman" w:eastAsia="宋体"/>
         </w:rPr>
-        <w:t>芯片输出要吸收 1 mA 点亮光耦，VOL ≤ 0.2 V。(1) 求最小 Wn（参考：约 6.67 μm）。(2) 负载加到 2 mA，VOL 变成多少（参考：约 0.44 V）？(3) 若光耦需要 5 mA，只加宽 NMOS 合理吗？有哪些替代办法？</w:t>
+        <w:t>芯片输出要吸收 1 mA 点亮光耦，VOL ≤ 0.2 V。(1) 求最小 Wn（参考：约 7.26 μm）。(2) 负载加到 2 mA，VOL 变成多少（参考：约 0.45 V）？(3) 若光耦需要 5 mA，只加宽 NMOS 合理吗？有哪些替代办法？</w:t>
       </w:r>
     </w:p>
     <w:p>
@@ -1312,7 +1312,7 @@
           <w:color w:val="5B6B75"/>
           <w:sz w:val="19"/>
         </w:rPr>
-        <w:t>The output must sink 1 mA for the optocoupler with VOL ≤ 0.2 V. (1) Find the minimum Wn (reference: about 6.67 μm). (2) At 2 mA, what is VOL (reference: about 0.44 V)? (3) If the optocoupler needed 5 mA, is widening the NMOS sensible? What alternatives exist?</w:t>
+        <w:t>The output must sink 1 mA for the optocoupler with VOL ≤ 0.2 V. (1) Find the minimum Wn (reference: about 7.26 μm). (2) At 2 mA, what is VOL (reference: about 0.45 V)? (3) If the optocoupler needed 5 mA, is widening the NMOS sensible? What alternatives exist?</w:t>
       </w:r>
     </w:p>
     <w:p>

--- a/samples/数字集成电路设计/课程资料/第1章 CMOS反相器/虚拟实验/实验报告模板/实验1.1 实验报告模板.docx
+++ b/samples/数字集成电路设计/课程资料/第1章 CMOS反相器/虚拟实验/实验报告模板/实验1.1 实验报告模板.docx
@@ -1298,7 +1298,7 @@
         <w:rPr>
           <w:rFonts w:ascii="Times New Roman" w:hAnsi="Times New Roman" w:eastAsia="宋体"/>
         </w:rPr>
-        <w:t>芯片输出要吸收 1 mA 点亮光耦，VOL ≤ 0.2 V。(1) 求最小 Wn（参考：约 7.26 μm）。(2) 负载加到 2 mA，VOL 变成多少（参考：约 0.45 V）？(3) 若光耦需要 5 mA，只加宽 NMOS 合理吗？有哪些替代办法？</w:t>
+        <w:t>芯片输出要吸收 1 mA 点亮光耦，VOL ≤ 0.2 V。(1) 求最小 Wn（参考：约 7.72 μm）。(2) 负载加到 2 mA，VOL 变成多少（参考：约 0.45 V）？(3) 若光耦需要 5 mA，只加宽 NMOS 合理吗？有哪些替代办法？</w:t>
       </w:r>
     </w:p>
     <w:p>
@@ -1312,7 +1312,7 @@
           <w:color w:val="5B6B75"/>
           <w:sz w:val="19"/>
         </w:rPr>
-        <w:t>The output must sink 1 mA for the optocoupler with VOL ≤ 0.2 V. (1) Find the minimum Wn (reference: about 7.26 μm). (2) At 2 mA, what is VOL (reference: about 0.45 V)? (3) If the optocoupler needed 5 mA, is widening the NMOS sensible? What alternatives exist?</w:t>
+        <w:t>The output must sink 1 mA for the optocoupler with VOL ≤ 0.2 V. (1) Find the minimum Wn (reference: about 7.72 μm). (2) At 2 mA, what is VOL (reference: about 0.45 V)? (3) If the optocoupler needed 5 mA, is widening the NMOS sensible? What alternatives exist?</w:t>
       </w:r>
     </w:p>
     <w:p>
